--- a/Terraform/Terraform Task - 1.docx
+++ b/Terraform/Terraform Task - 1.docx
@@ -419,23 +419,7 @@
           <w:sz w:val="28"/>
           <w:szCs w:val="28"/>
         </w:rPr>
-        <w:t xml:space="preserve">Step : open </w:t>
-      </w:r>
-      <w:proofErr w:type="spellStart"/>
-      <w:r>
-        <w:rPr>
-          <w:sz w:val="28"/>
-          <w:szCs w:val="28"/>
-        </w:rPr>
-        <w:t>gitbash</w:t>
-      </w:r>
-      <w:proofErr w:type="spellEnd"/>
-      <w:r>
-        <w:rPr>
-          <w:sz w:val="28"/>
-          <w:szCs w:val="28"/>
-        </w:rPr>
-        <w:t xml:space="preserve"> and enter terraform -v.</w:t>
+        <w:t>Step : open gitbash and enter terraform -v.</w:t>
       </w:r>
     </w:p>
     <w:p>
@@ -620,33 +604,7 @@
           <w:lang w:eastAsia="en-IN" w:bidi="ta-IN"/>
           <w14:ligatures w14:val="none"/>
         </w:rPr>
-        <w:t xml:space="preserve">search </w:t>
-      </w:r>
-      <w:proofErr w:type="spellStart"/>
-      <w:r>
-        <w:rPr>
-          <w:rFonts w:eastAsia="Times New Roman" w:cstheme="minorHAnsi"/>
-          <w:color w:val="1D1C1D"/>
-          <w:kern w:val="0"/>
-          <w:sz w:val="28"/>
-          <w:szCs w:val="28"/>
-          <w:lang w:eastAsia="en-IN" w:bidi="ta-IN"/>
-          <w14:ligatures w14:val="none"/>
-        </w:rPr>
-        <w:t>Hashicorp</w:t>
-      </w:r>
-      <w:proofErr w:type="spellEnd"/>
-      <w:r>
-        <w:rPr>
-          <w:rFonts w:eastAsia="Times New Roman" w:cstheme="minorHAnsi"/>
-          <w:color w:val="1D1C1D"/>
-          <w:kern w:val="0"/>
-          <w:sz w:val="28"/>
-          <w:szCs w:val="28"/>
-          <w:lang w:eastAsia="en-IN" w:bidi="ta-IN"/>
-          <w14:ligatures w14:val="none"/>
-        </w:rPr>
-        <w:t xml:space="preserve"> Terraform</w:t>
+        <w:t>search Hashicorp Terraform</w:t>
       </w:r>
       <w:r>
         <w:rPr>
@@ -844,7 +802,7 @@
           <w:noProof/>
         </w:rPr>
         <w:drawing>
-          <wp:inline distT="0" distB="0" distL="0" distR="0" wp14:anchorId="5AC31688" wp14:editId="490ADCCD">
+          <wp:inline distT="0" distB="0" distL="0" distR="0" wp14:anchorId="5AC31688" wp14:editId="28BBF0ED">
             <wp:extent cx="7110730" cy="2204085"/>
             <wp:effectExtent l="0" t="0" r="0" b="5715"/>
             <wp:docPr id="206173287" name="Picture 1"/>
@@ -980,24 +938,8 @@
           <w:lang w:eastAsia="en-IN" w:bidi="ta-IN"/>
           <w14:ligatures w14:val="none"/>
         </w:rPr>
-        <w:t>.</w:t>
-      </w:r>
-      <w:proofErr w:type="spellStart"/>
-      <w:r>
-        <w:rPr>
-          <w:rFonts w:eastAsia="Times New Roman" w:cstheme="minorHAnsi"/>
-          <w:b/>
-          <w:bCs/>
-          <w:color w:val="1D1C1D"/>
-          <w:kern w:val="0"/>
-          <w:sz w:val="28"/>
-          <w:szCs w:val="28"/>
-          <w:lang w:eastAsia="en-IN" w:bidi="ta-IN"/>
-          <w14:ligatures w14:val="none"/>
-        </w:rPr>
-        <w:t>tf</w:t>
-      </w:r>
-      <w:proofErr w:type="spellEnd"/>
+        <w:t>.tf</w:t>
+      </w:r>
       <w:r>
         <w:rPr>
           <w:rFonts w:eastAsia="Times New Roman" w:cstheme="minorHAnsi"/>
@@ -1390,24 +1332,8 @@
           <w14:ligatures w14:val="none"/>
         </w:rPr>
         <w:lastRenderedPageBreak/>
-        <w:t xml:space="preserve">terraform </w:t>
-      </w:r>
-      <w:proofErr w:type="spellStart"/>
-      <w:r>
-        <w:rPr>
-          <w:rFonts w:eastAsia="Times New Roman" w:cstheme="minorHAnsi"/>
-          <w:b/>
-          <w:bCs/>
-          <w:color w:val="1D1C1D"/>
-          <w:kern w:val="0"/>
-          <w:sz w:val="28"/>
-          <w:szCs w:val="28"/>
-          <w:lang w:eastAsia="en-IN" w:bidi="ta-IN"/>
-          <w14:ligatures w14:val="none"/>
-        </w:rPr>
-        <w:t>init</w:t>
-      </w:r>
-      <w:proofErr w:type="spellEnd"/>
+        <w:t>terraform init</w:t>
+      </w:r>
     </w:p>
     <w:p>
       <w:pPr>
@@ -1747,6 +1673,7 @@
           <w:rFonts w:eastAsia="Times New Roman" w:cstheme="minorHAnsi"/>
           <w:b/>
           <w:bCs/>
+          <w:noProof/>
           <w:color w:val="1D1C1D"/>
           <w:kern w:val="0"/>
           <w:sz w:val="28"/>
@@ -1808,7 +1735,6 @@
           <w14:ligatures w14:val="none"/>
         </w:rPr>
       </w:pPr>
-      <w:proofErr w:type="spellStart"/>
       <w:r>
         <w:rPr>
           <w:rFonts w:eastAsia="Times New Roman" w:cstheme="minorHAnsi"/>
@@ -1823,7 +1749,6 @@
         </w:rPr>
         <w:t>random_pet</w:t>
       </w:r>
-      <w:proofErr w:type="spellEnd"/>
     </w:p>
     <w:p>
       <w:pPr>
@@ -1847,6 +1772,7 @@
           <w:rFonts w:eastAsia="Times New Roman" w:cstheme="minorHAnsi"/>
           <w:b/>
           <w:bCs/>
+          <w:noProof/>
           <w:color w:val="1D1C1D"/>
           <w:kern w:val="0"/>
           <w:sz w:val="28"/>
@@ -1913,6 +1839,7 @@
           <w:rFonts w:eastAsia="Times New Roman" w:cstheme="minorHAnsi"/>
           <w:b/>
           <w:bCs/>
+          <w:noProof/>
           <w:color w:val="1D1C1D"/>
           <w:kern w:val="0"/>
           <w:sz w:val="28"/>
@@ -2153,33 +2080,7 @@
           <w:lang w:eastAsia="en-IN" w:bidi="ta-IN"/>
           <w14:ligatures w14:val="none"/>
         </w:rPr>
-        <w:t xml:space="preserve">The terraform </w:t>
-      </w:r>
-      <w:proofErr w:type="spellStart"/>
-      <w:r>
-        <w:rPr>
-          <w:rFonts w:eastAsia="Times New Roman" w:cstheme="minorHAnsi"/>
-          <w:color w:val="1D1C1D"/>
-          <w:kern w:val="0"/>
-          <w:sz w:val="28"/>
-          <w:szCs w:val="28"/>
-          <w:lang w:eastAsia="en-IN" w:bidi="ta-IN"/>
-          <w14:ligatures w14:val="none"/>
-        </w:rPr>
-        <w:t>init</w:t>
-      </w:r>
-      <w:proofErr w:type="spellEnd"/>
-      <w:r>
-        <w:rPr>
-          <w:rFonts w:eastAsia="Times New Roman" w:cstheme="minorHAnsi"/>
-          <w:color w:val="1D1C1D"/>
-          <w:kern w:val="0"/>
-          <w:sz w:val="28"/>
-          <w:szCs w:val="28"/>
-          <w:lang w:eastAsia="en-IN" w:bidi="ta-IN"/>
-          <w14:ligatures w14:val="none"/>
-        </w:rPr>
-        <w:t xml:space="preserve"> command is the first command executed when working with a new or existing Terraform configuration. It prepares the working directory for subsequent Terraform commands like terraform plan, terraform apply, and terraform destroy</w:t>
+        <w:t>The terraform init command is the first command executed when working with a new or existing Terraform configuration. It prepares the working directory for subsequent Terraform commands like terraform plan, terraform apply, and terraform destroy</w:t>
       </w:r>
     </w:p>
     <w:p>
@@ -2381,33 +2282,7 @@
           <w:lang w:eastAsia="en-IN" w:bidi="ta-IN"/>
           <w14:ligatures w14:val="none"/>
         </w:rPr>
-        <w:t>erraform apply is a core command in the Terraform workflow responsible for executing the infrastructure changes defined in your configuration files. It is the step where your Infrastructure as Code (</w:t>
-      </w:r>
-      <w:proofErr w:type="spellStart"/>
-      <w:r>
-        <w:rPr>
-          <w:rFonts w:eastAsia="Times New Roman" w:cstheme="minorHAnsi"/>
-          <w:color w:val="1D1C1D"/>
-          <w:kern w:val="0"/>
-          <w:sz w:val="28"/>
-          <w:szCs w:val="28"/>
-          <w:lang w:eastAsia="en-IN" w:bidi="ta-IN"/>
-          <w14:ligatures w14:val="none"/>
-        </w:rPr>
-        <w:t>IaC</w:t>
-      </w:r>
-      <w:proofErr w:type="spellEnd"/>
-      <w:r>
-        <w:rPr>
-          <w:rFonts w:eastAsia="Times New Roman" w:cstheme="minorHAnsi"/>
-          <w:color w:val="1D1C1D"/>
-          <w:kern w:val="0"/>
-          <w:sz w:val="28"/>
-          <w:szCs w:val="28"/>
-          <w:lang w:eastAsia="en-IN" w:bidi="ta-IN"/>
-          <w14:ligatures w14:val="none"/>
-        </w:rPr>
-        <w:t>) is transformed into tangible cloud resources.</w:t>
+        <w:t>erraform apply is a core command in the Terraform workflow responsible for executing the infrastructure changes defined in your configuration files. It is the step where your Infrastructure as Code (IaC) is transformed into tangible cloud resources.</w:t>
       </w:r>
     </w:p>
     <w:p>
@@ -2550,33 +2425,7 @@
           <w:lang w:eastAsia="en-IN" w:bidi="ta-IN"/>
           <w14:ligatures w14:val="none"/>
         </w:rPr>
-        <w:t xml:space="preserve">Integrate a sample Terraform template in </w:t>
-      </w:r>
-      <w:proofErr w:type="spellStart"/>
-      <w:r>
-        <w:rPr>
-          <w:rFonts w:eastAsia="Times New Roman" w:cstheme="minorHAnsi"/>
-          <w:color w:val="1D1C1D"/>
-          <w:kern w:val="0"/>
-          <w:sz w:val="36"/>
-          <w:szCs w:val="36"/>
-          <w:lang w:eastAsia="en-IN" w:bidi="ta-IN"/>
-          <w14:ligatures w14:val="none"/>
-        </w:rPr>
-        <w:t>jenkins</w:t>
-      </w:r>
-      <w:proofErr w:type="spellEnd"/>
-      <w:r>
-        <w:rPr>
-          <w:rFonts w:eastAsia="Times New Roman" w:cstheme="minorHAnsi"/>
-          <w:color w:val="1D1C1D"/>
-          <w:kern w:val="0"/>
-          <w:sz w:val="36"/>
-          <w:szCs w:val="36"/>
-          <w:lang w:eastAsia="en-IN" w:bidi="ta-IN"/>
-          <w14:ligatures w14:val="none"/>
-        </w:rPr>
-        <w:t>.</w:t>
+        <w:t>Integrate a sample Terraform template in jenkins.</w:t>
       </w:r>
     </w:p>
     <w:p>
@@ -2606,6 +2455,1068 @@
           <w14:ligatures w14:val="none"/>
         </w:rPr>
         <w:t xml:space="preserve">Step 1: </w:t>
+      </w:r>
+      <w:r>
+        <w:rPr>
+          <w:rFonts w:eastAsia="Times New Roman" w:cstheme="minorHAnsi"/>
+          <w:color w:val="1D1C1D"/>
+          <w:kern w:val="0"/>
+          <w:sz w:val="28"/>
+          <w:szCs w:val="28"/>
+          <w:lang w:eastAsia="en-IN" w:bidi="ta-IN"/>
+          <w14:ligatures w14:val="none"/>
+        </w:rPr>
+        <w:t>Create a GitHub repository and add all necessary documents.</w:t>
+      </w:r>
+    </w:p>
+    <w:p>
+      <w:pPr>
+        <w:pStyle w:val="ListParagraph"/>
+        <w:shd w:val="clear" w:color="auto" w:fill="F8F8F8"/>
+        <w:spacing w:after="0" w:line="240" w:lineRule="auto"/>
+        <w:ind w:left="142"/>
+        <w:rPr>
+          <w:rFonts w:eastAsia="Times New Roman" w:cstheme="minorHAnsi"/>
+          <w:color w:val="1D1C1D"/>
+          <w:kern w:val="0"/>
+          <w:sz w:val="28"/>
+          <w:szCs w:val="28"/>
+          <w:lang w:eastAsia="en-IN" w:bidi="ta-IN"/>
+          <w14:ligatures w14:val="none"/>
+        </w:rPr>
+      </w:pPr>
+      <w:r>
+        <w:rPr>
+          <w:rFonts w:eastAsia="Times New Roman" w:cstheme="minorHAnsi"/>
+          <w:color w:val="1D1C1D"/>
+          <w:kern w:val="0"/>
+          <w:sz w:val="28"/>
+          <w:szCs w:val="28"/>
+          <w:lang w:eastAsia="en-IN" w:bidi="ta-IN"/>
+          <w14:ligatures w14:val="none"/>
+        </w:rPr>
+        <w:drawing>
+          <wp:inline distT="0" distB="0" distL="0" distR="0" wp14:anchorId="4DC8C3F7" wp14:editId="24B1732A">
+            <wp:extent cx="7110730" cy="2612390"/>
+            <wp:effectExtent l="0" t="0" r="0" b="0"/>
+            <wp:docPr id="1756146524" name="Picture 1"/>
+            <wp:cNvGraphicFramePr>
+              <a:graphicFrameLocks xmlns:a="http://schemas.openxmlformats.org/drawingml/2006/main" noChangeAspect="1"/>
+            </wp:cNvGraphicFramePr>
+            <a:graphic xmlns:a="http://schemas.openxmlformats.org/drawingml/2006/main">
+              <a:graphicData uri="http://schemas.openxmlformats.org/drawingml/2006/picture">
+                <pic:pic xmlns:pic="http://schemas.openxmlformats.org/drawingml/2006/picture">
+                  <pic:nvPicPr>
+                    <pic:cNvPr id="1756146524" name=""/>
+                    <pic:cNvPicPr/>
+                  </pic:nvPicPr>
+                  <pic:blipFill>
+                    <a:blip r:embed="rId21"/>
+                    <a:stretch>
+                      <a:fillRect/>
+                    </a:stretch>
+                  </pic:blipFill>
+                  <pic:spPr>
+                    <a:xfrm>
+                      <a:off x="0" y="0"/>
+                      <a:ext cx="7110730" cy="2612390"/>
+                    </a:xfrm>
+                    <a:prstGeom prst="rect">
+                      <a:avLst/>
+                    </a:prstGeom>
+                  </pic:spPr>
+                </pic:pic>
+              </a:graphicData>
+            </a:graphic>
+          </wp:inline>
+        </w:drawing>
+      </w:r>
+    </w:p>
+    <w:p>
+      <w:pPr>
+        <w:pStyle w:val="ListParagraph"/>
+        <w:shd w:val="clear" w:color="auto" w:fill="F8F8F8"/>
+        <w:spacing w:after="0" w:line="240" w:lineRule="auto"/>
+        <w:ind w:left="142"/>
+        <w:rPr>
+          <w:rFonts w:eastAsia="Times New Roman" w:cstheme="minorHAnsi"/>
+          <w:color w:val="1D1C1D"/>
+          <w:kern w:val="0"/>
+          <w:sz w:val="28"/>
+          <w:szCs w:val="28"/>
+          <w:lang w:eastAsia="en-IN" w:bidi="ta-IN"/>
+          <w14:ligatures w14:val="none"/>
+        </w:rPr>
+      </w:pPr>
+    </w:p>
+    <w:p>
+      <w:pPr>
+        <w:pStyle w:val="ListParagraph"/>
+        <w:shd w:val="clear" w:color="auto" w:fill="F8F8F8"/>
+        <w:spacing w:after="0" w:line="240" w:lineRule="auto"/>
+        <w:ind w:left="142"/>
+        <w:rPr>
+          <w:rFonts w:eastAsia="Times New Roman" w:cstheme="minorHAnsi"/>
+          <w:color w:val="1D1C1D"/>
+          <w:kern w:val="0"/>
+          <w:sz w:val="28"/>
+          <w:szCs w:val="28"/>
+          <w:lang w:eastAsia="en-IN" w:bidi="ta-IN"/>
+          <w14:ligatures w14:val="none"/>
+        </w:rPr>
+      </w:pPr>
+    </w:p>
+    <w:p>
+      <w:pPr>
+        <w:pStyle w:val="ListParagraph"/>
+        <w:shd w:val="clear" w:color="auto" w:fill="F8F8F8"/>
+        <w:spacing w:after="0" w:line="240" w:lineRule="auto"/>
+        <w:ind w:left="142"/>
+        <w:rPr>
+          <w:rFonts w:eastAsia="Times New Roman" w:cstheme="minorHAnsi"/>
+          <w:color w:val="1D1C1D"/>
+          <w:kern w:val="0"/>
+          <w:sz w:val="28"/>
+          <w:szCs w:val="28"/>
+          <w:lang w:eastAsia="en-IN" w:bidi="ta-IN"/>
+          <w14:ligatures w14:val="none"/>
+        </w:rPr>
+      </w:pPr>
+    </w:p>
+    <w:p>
+      <w:pPr>
+        <w:pStyle w:val="ListParagraph"/>
+        <w:shd w:val="clear" w:color="auto" w:fill="F8F8F8"/>
+        <w:spacing w:after="0" w:line="240" w:lineRule="auto"/>
+        <w:ind w:left="142"/>
+        <w:rPr>
+          <w:rFonts w:eastAsia="Times New Roman" w:cstheme="minorHAnsi"/>
+          <w:color w:val="1D1C1D"/>
+          <w:kern w:val="0"/>
+          <w:sz w:val="28"/>
+          <w:szCs w:val="28"/>
+          <w:lang w:eastAsia="en-IN" w:bidi="ta-IN"/>
+          <w14:ligatures w14:val="none"/>
+        </w:rPr>
+      </w:pPr>
+    </w:p>
+    <w:p>
+      <w:pPr>
+        <w:pStyle w:val="ListParagraph"/>
+        <w:shd w:val="clear" w:color="auto" w:fill="F8F8F8"/>
+        <w:spacing w:after="0" w:line="240" w:lineRule="auto"/>
+        <w:ind w:left="142"/>
+        <w:rPr>
+          <w:rFonts w:eastAsia="Times New Roman" w:cstheme="minorHAnsi"/>
+          <w:color w:val="1D1C1D"/>
+          <w:kern w:val="0"/>
+          <w:sz w:val="28"/>
+          <w:szCs w:val="28"/>
+          <w:lang w:eastAsia="en-IN" w:bidi="ta-IN"/>
+          <w14:ligatures w14:val="none"/>
+        </w:rPr>
+      </w:pPr>
+    </w:p>
+    <w:p>
+      <w:pPr>
+        <w:pStyle w:val="ListParagraph"/>
+        <w:shd w:val="clear" w:color="auto" w:fill="F8F8F8"/>
+        <w:spacing w:after="0" w:line="240" w:lineRule="auto"/>
+        <w:ind w:left="142"/>
+        <w:rPr>
+          <w:rFonts w:eastAsia="Times New Roman" w:cstheme="minorHAnsi"/>
+          <w:color w:val="1D1C1D"/>
+          <w:kern w:val="0"/>
+          <w:sz w:val="28"/>
+          <w:szCs w:val="28"/>
+          <w:lang w:eastAsia="en-IN" w:bidi="ta-IN"/>
+          <w14:ligatures w14:val="none"/>
+        </w:rPr>
+      </w:pPr>
+      <w:r>
+        <w:rPr>
+          <w:rFonts w:eastAsia="Times New Roman" w:cstheme="minorHAnsi"/>
+          <w:color w:val="1D1C1D"/>
+          <w:kern w:val="0"/>
+          <w:sz w:val="28"/>
+          <w:szCs w:val="28"/>
+          <w:lang w:eastAsia="en-IN" w:bidi="ta-IN"/>
+          <w14:ligatures w14:val="none"/>
+        </w:rPr>
+        <w:lastRenderedPageBreak/>
+        <w:t>Step 2: Create an IAM role with full access of EC2-instance.</w:t>
+      </w:r>
+    </w:p>
+    <w:p>
+      <w:pPr>
+        <w:pStyle w:val="ListParagraph"/>
+        <w:shd w:val="clear" w:color="auto" w:fill="F8F8F8"/>
+        <w:spacing w:after="0" w:line="240" w:lineRule="auto"/>
+        <w:ind w:left="142"/>
+        <w:rPr>
+          <w:rFonts w:eastAsia="Times New Roman" w:cstheme="minorHAnsi"/>
+          <w:color w:val="1D1C1D"/>
+          <w:kern w:val="0"/>
+          <w:sz w:val="28"/>
+          <w:szCs w:val="28"/>
+          <w:lang w:eastAsia="en-IN" w:bidi="ta-IN"/>
+          <w14:ligatures w14:val="none"/>
+        </w:rPr>
+      </w:pPr>
+      <w:r>
+        <w:rPr>
+          <w:rFonts w:eastAsia="Times New Roman" w:cstheme="minorHAnsi"/>
+          <w:color w:val="1D1C1D"/>
+          <w:kern w:val="0"/>
+          <w:sz w:val="28"/>
+          <w:szCs w:val="28"/>
+          <w:lang w:eastAsia="en-IN" w:bidi="ta-IN"/>
+          <w14:ligatures w14:val="none"/>
+        </w:rPr>
+        <w:drawing>
+          <wp:inline distT="0" distB="0" distL="0" distR="0" wp14:anchorId="5F8B296A" wp14:editId="64A793CA">
+            <wp:extent cx="7110730" cy="1604645"/>
+            <wp:effectExtent l="0" t="0" r="0" b="0"/>
+            <wp:docPr id="1205802198" name="Picture 1"/>
+            <wp:cNvGraphicFramePr>
+              <a:graphicFrameLocks xmlns:a="http://schemas.openxmlformats.org/drawingml/2006/main" noChangeAspect="1"/>
+            </wp:cNvGraphicFramePr>
+            <a:graphic xmlns:a="http://schemas.openxmlformats.org/drawingml/2006/main">
+              <a:graphicData uri="http://schemas.openxmlformats.org/drawingml/2006/picture">
+                <pic:pic xmlns:pic="http://schemas.openxmlformats.org/drawingml/2006/picture">
+                  <pic:nvPicPr>
+                    <pic:cNvPr id="1205802198" name=""/>
+                    <pic:cNvPicPr/>
+                  </pic:nvPicPr>
+                  <pic:blipFill>
+                    <a:blip r:embed="rId22"/>
+                    <a:stretch>
+                      <a:fillRect/>
+                    </a:stretch>
+                  </pic:blipFill>
+                  <pic:spPr>
+                    <a:xfrm>
+                      <a:off x="0" y="0"/>
+                      <a:ext cx="7110730" cy="1604645"/>
+                    </a:xfrm>
+                    <a:prstGeom prst="rect">
+                      <a:avLst/>
+                    </a:prstGeom>
+                  </pic:spPr>
+                </pic:pic>
+              </a:graphicData>
+            </a:graphic>
+          </wp:inline>
+        </w:drawing>
+      </w:r>
+    </w:p>
+    <w:p>
+      <w:pPr>
+        <w:pStyle w:val="ListParagraph"/>
+        <w:shd w:val="clear" w:color="auto" w:fill="F8F8F8"/>
+        <w:spacing w:after="0" w:line="240" w:lineRule="auto"/>
+        <w:ind w:left="142"/>
+        <w:rPr>
+          <w:rFonts w:eastAsia="Times New Roman" w:cstheme="minorHAnsi"/>
+          <w:color w:val="1D1C1D"/>
+          <w:kern w:val="0"/>
+          <w:sz w:val="28"/>
+          <w:szCs w:val="28"/>
+          <w:lang w:eastAsia="en-IN" w:bidi="ta-IN"/>
+          <w14:ligatures w14:val="none"/>
+        </w:rPr>
+      </w:pPr>
+      <w:r>
+        <w:rPr>
+          <w:rFonts w:eastAsia="Times New Roman" w:cstheme="minorHAnsi"/>
+          <w:color w:val="1D1C1D"/>
+          <w:kern w:val="0"/>
+          <w:sz w:val="28"/>
+          <w:szCs w:val="28"/>
+          <w:lang w:eastAsia="en-IN" w:bidi="ta-IN"/>
+          <w14:ligatures w14:val="none"/>
+        </w:rPr>
+        <w:t xml:space="preserve">Step 3: </w:t>
+      </w:r>
+      <w:r>
+        <w:rPr>
+          <w:rFonts w:eastAsia="Times New Roman" w:cstheme="minorHAnsi"/>
+          <w:color w:val="1D1C1D"/>
+          <w:kern w:val="0"/>
+          <w:sz w:val="28"/>
+          <w:szCs w:val="28"/>
+          <w:lang w:eastAsia="en-IN" w:bidi="ta-IN"/>
+          <w14:ligatures w14:val="none"/>
+        </w:rPr>
+        <w:t>Attach IAM role to the Jenkins server.</w:t>
+      </w:r>
+    </w:p>
+    <w:p>
+      <w:pPr>
+        <w:pStyle w:val="ListParagraph"/>
+        <w:shd w:val="clear" w:color="auto" w:fill="F8F8F8"/>
+        <w:spacing w:after="0" w:line="240" w:lineRule="auto"/>
+        <w:ind w:left="142"/>
+        <w:rPr>
+          <w:rFonts w:eastAsia="Times New Roman" w:cstheme="minorHAnsi"/>
+          <w:color w:val="1D1C1D"/>
+          <w:kern w:val="0"/>
+          <w:sz w:val="28"/>
+          <w:szCs w:val="28"/>
+          <w:lang w:eastAsia="en-IN" w:bidi="ta-IN"/>
+          <w14:ligatures w14:val="none"/>
+        </w:rPr>
+      </w:pPr>
+      <w:r>
+        <w:rPr>
+          <w:rFonts w:eastAsia="Times New Roman" w:cstheme="minorHAnsi"/>
+          <w:color w:val="1D1C1D"/>
+          <w:kern w:val="0"/>
+          <w:sz w:val="28"/>
+          <w:szCs w:val="28"/>
+          <w:lang w:eastAsia="en-IN" w:bidi="ta-IN"/>
+          <w14:ligatures w14:val="none"/>
+        </w:rPr>
+        <w:drawing>
+          <wp:inline distT="0" distB="0" distL="0" distR="0" wp14:anchorId="7137C5F5" wp14:editId="62323D1A">
+            <wp:extent cx="7110730" cy="1395095"/>
+            <wp:effectExtent l="0" t="0" r="0" b="0"/>
+            <wp:docPr id="553880557" name="Picture 1"/>
+            <wp:cNvGraphicFramePr>
+              <a:graphicFrameLocks xmlns:a="http://schemas.openxmlformats.org/drawingml/2006/main" noChangeAspect="1"/>
+            </wp:cNvGraphicFramePr>
+            <a:graphic xmlns:a="http://schemas.openxmlformats.org/drawingml/2006/main">
+              <a:graphicData uri="http://schemas.openxmlformats.org/drawingml/2006/picture">
+                <pic:pic xmlns:pic="http://schemas.openxmlformats.org/drawingml/2006/picture">
+                  <pic:nvPicPr>
+                    <pic:cNvPr id="553880557" name=""/>
+                    <pic:cNvPicPr/>
+                  </pic:nvPicPr>
+                  <pic:blipFill>
+                    <a:blip r:embed="rId23"/>
+                    <a:stretch>
+                      <a:fillRect/>
+                    </a:stretch>
+                  </pic:blipFill>
+                  <pic:spPr>
+                    <a:xfrm>
+                      <a:off x="0" y="0"/>
+                      <a:ext cx="7110730" cy="1395095"/>
+                    </a:xfrm>
+                    <a:prstGeom prst="rect">
+                      <a:avLst/>
+                    </a:prstGeom>
+                  </pic:spPr>
+                </pic:pic>
+              </a:graphicData>
+            </a:graphic>
+          </wp:inline>
+        </w:drawing>
+      </w:r>
+    </w:p>
+    <w:p>
+      <w:pPr>
+        <w:pStyle w:val="ListParagraph"/>
+        <w:shd w:val="clear" w:color="auto" w:fill="F8F8F8"/>
+        <w:spacing w:after="0" w:line="240" w:lineRule="auto"/>
+        <w:ind w:left="142"/>
+        <w:rPr>
+          <w:rFonts w:eastAsia="Times New Roman" w:cstheme="minorHAnsi"/>
+          <w:color w:val="1D1C1D"/>
+          <w:kern w:val="0"/>
+          <w:sz w:val="28"/>
+          <w:szCs w:val="28"/>
+          <w:lang w:eastAsia="en-IN" w:bidi="ta-IN"/>
+          <w14:ligatures w14:val="none"/>
+        </w:rPr>
+      </w:pPr>
+      <w:r>
+        <w:rPr>
+          <w:noProof/>
+        </w:rPr>
+        <w:drawing>
+          <wp:inline distT="0" distB="0" distL="0" distR="0" wp14:anchorId="2E3AB2E8" wp14:editId="22BBBB7F">
+            <wp:extent cx="7110730" cy="2101215"/>
+            <wp:effectExtent l="0" t="0" r="0" b="0"/>
+            <wp:docPr id="1286247631" name="Picture 1"/>
+            <wp:cNvGraphicFramePr>
+              <a:graphicFrameLocks xmlns:a="http://schemas.openxmlformats.org/drawingml/2006/main" noChangeAspect="1"/>
+            </wp:cNvGraphicFramePr>
+            <a:graphic xmlns:a="http://schemas.openxmlformats.org/drawingml/2006/main">
+              <a:graphicData uri="http://schemas.openxmlformats.org/drawingml/2006/picture">
+                <pic:pic xmlns:pic="http://schemas.openxmlformats.org/drawingml/2006/picture">
+                  <pic:nvPicPr>
+                    <pic:cNvPr id="0" name="Picture 1"/>
+                    <pic:cNvPicPr>
+                      <a:picLocks noChangeAspect="1" noChangeArrowheads="1"/>
+                    </pic:cNvPicPr>
+                  </pic:nvPicPr>
+                  <pic:blipFill>
+                    <a:blip r:embed="rId24" cstate="print">
+                      <a:extLst>
+                        <a:ext uri="{28A0092B-C50C-407E-A947-70E740481C1C}">
+                          <a14:useLocalDpi xmlns:a14="http://schemas.microsoft.com/office/drawing/2010/main" val="0"/>
+                        </a:ext>
+                      </a:extLst>
+                    </a:blip>
+                    <a:srcRect/>
+                    <a:stretch>
+                      <a:fillRect/>
+                    </a:stretch>
+                  </pic:blipFill>
+                  <pic:spPr bwMode="auto">
+                    <a:xfrm>
+                      <a:off x="0" y="0"/>
+                      <a:ext cx="7110730" cy="2101215"/>
+                    </a:xfrm>
+                    <a:prstGeom prst="rect">
+                      <a:avLst/>
+                    </a:prstGeom>
+                    <a:noFill/>
+                    <a:ln>
+                      <a:noFill/>
+                    </a:ln>
+                  </pic:spPr>
+                </pic:pic>
+              </a:graphicData>
+            </a:graphic>
+          </wp:inline>
+        </w:drawing>
+      </w:r>
+    </w:p>
+    <w:p>
+      <w:pPr>
+        <w:pStyle w:val="ListParagraph"/>
+        <w:shd w:val="clear" w:color="auto" w:fill="F8F8F8"/>
+        <w:spacing w:after="0" w:line="240" w:lineRule="auto"/>
+        <w:ind w:left="142"/>
+        <w:rPr>
+          <w:rFonts w:eastAsia="Times New Roman" w:cstheme="minorHAnsi"/>
+          <w:b/>
+          <w:bCs/>
+          <w:color w:val="1D1C1D"/>
+          <w:kern w:val="0"/>
+          <w:sz w:val="28"/>
+          <w:szCs w:val="28"/>
+          <w:lang w:eastAsia="en-IN" w:bidi="ta-IN"/>
+          <w14:ligatures w14:val="none"/>
+        </w:rPr>
+      </w:pPr>
+      <w:r>
+        <w:rPr>
+          <w:rFonts w:eastAsia="Times New Roman" w:cstheme="minorHAnsi"/>
+          <w:color w:val="1D1C1D"/>
+          <w:kern w:val="0"/>
+          <w:sz w:val="28"/>
+          <w:szCs w:val="28"/>
+          <w:lang w:eastAsia="en-IN" w:bidi="ta-IN"/>
+          <w14:ligatures w14:val="none"/>
+        </w:rPr>
+        <w:t xml:space="preserve">Step 4:Open sudoers file and add </w:t>
+      </w:r>
+      <w:r>
+        <w:rPr>
+          <w:rFonts w:eastAsia="Times New Roman" w:cstheme="minorHAnsi"/>
+          <w:b/>
+          <w:bCs/>
+          <w:color w:val="1D1C1D"/>
+          <w:kern w:val="0"/>
+          <w:sz w:val="28"/>
+          <w:szCs w:val="28"/>
+          <w:lang w:eastAsia="en-IN" w:bidi="ta-IN"/>
+          <w14:ligatures w14:val="none"/>
+        </w:rPr>
+        <w:t>Jenkins ALL=(ALL) NOPASSWD:ALL</w:t>
+      </w:r>
+    </w:p>
+    <w:p>
+      <w:pPr>
+        <w:pStyle w:val="ListParagraph"/>
+        <w:shd w:val="clear" w:color="auto" w:fill="F8F8F8"/>
+        <w:spacing w:after="0" w:line="240" w:lineRule="auto"/>
+        <w:ind w:left="142"/>
+        <w:rPr>
+          <w:rFonts w:eastAsia="Times New Roman" w:cstheme="minorHAnsi"/>
+          <w:color w:val="1D1C1D"/>
+          <w:kern w:val="0"/>
+          <w:sz w:val="28"/>
+          <w:szCs w:val="28"/>
+          <w:lang w:eastAsia="en-IN" w:bidi="ta-IN"/>
+          <w14:ligatures w14:val="none"/>
+        </w:rPr>
+      </w:pPr>
+      <w:r>
+        <w:rPr>
+          <w:noProof/>
+        </w:rPr>
+        <w:drawing>
+          <wp:inline distT="0" distB="0" distL="0" distR="0" wp14:anchorId="3474C94D" wp14:editId="0B23CEEB">
+            <wp:extent cx="7064828" cy="935990"/>
+            <wp:effectExtent l="0" t="0" r="3175" b="0"/>
+            <wp:docPr id="732457646" name="Picture 2"/>
+            <wp:cNvGraphicFramePr>
+              <a:graphicFrameLocks xmlns:a="http://schemas.openxmlformats.org/drawingml/2006/main" noChangeAspect="1"/>
+            </wp:cNvGraphicFramePr>
+            <a:graphic xmlns:a="http://schemas.openxmlformats.org/drawingml/2006/main">
+              <a:graphicData uri="http://schemas.openxmlformats.org/drawingml/2006/picture">
+                <pic:pic xmlns:pic="http://schemas.openxmlformats.org/drawingml/2006/picture">
+                  <pic:nvPicPr>
+                    <pic:cNvPr id="0" name="Picture 3"/>
+                    <pic:cNvPicPr>
+                      <a:picLocks noChangeAspect="1" noChangeArrowheads="1"/>
+                    </pic:cNvPicPr>
+                  </pic:nvPicPr>
+                  <pic:blipFill>
+                    <a:blip r:embed="rId25">
+                      <a:extLst>
+                        <a:ext uri="{28A0092B-C50C-407E-A947-70E740481C1C}">
+                          <a14:useLocalDpi xmlns:a14="http://schemas.microsoft.com/office/drawing/2010/main" val="0"/>
+                        </a:ext>
+                      </a:extLst>
+                    </a:blip>
+                    <a:srcRect/>
+                    <a:stretch>
+                      <a:fillRect/>
+                    </a:stretch>
+                  </pic:blipFill>
+                  <pic:spPr bwMode="auto">
+                    <a:xfrm>
+                      <a:off x="0" y="0"/>
+                      <a:ext cx="7077471" cy="937665"/>
+                    </a:xfrm>
+                    <a:prstGeom prst="rect">
+                      <a:avLst/>
+                    </a:prstGeom>
+                    <a:noFill/>
+                    <a:ln>
+                      <a:noFill/>
+                    </a:ln>
+                  </pic:spPr>
+                </pic:pic>
+              </a:graphicData>
+            </a:graphic>
+          </wp:inline>
+        </w:drawing>
+      </w:r>
+    </w:p>
+    <w:p>
+      <w:pPr>
+        <w:pStyle w:val="ListParagraph"/>
+        <w:shd w:val="clear" w:color="auto" w:fill="F8F8F8"/>
+        <w:spacing w:after="0" w:line="240" w:lineRule="auto"/>
+        <w:ind w:left="142"/>
+        <w:rPr>
+          <w:rFonts w:eastAsia="Times New Roman" w:cstheme="minorHAnsi"/>
+          <w:color w:val="1D1C1D"/>
+          <w:kern w:val="0"/>
+          <w:sz w:val="28"/>
+          <w:szCs w:val="28"/>
+          <w:lang w:eastAsia="en-IN" w:bidi="ta-IN"/>
+          <w14:ligatures w14:val="none"/>
+        </w:rPr>
+      </w:pPr>
+      <w:r>
+        <w:rPr>
+          <w:noProof/>
+        </w:rPr>
+        <w:drawing>
+          <wp:inline distT="0" distB="0" distL="0" distR="0" wp14:anchorId="054DBBD9" wp14:editId="39D47ADC">
+            <wp:extent cx="7110095" cy="3597729"/>
+            <wp:effectExtent l="0" t="0" r="0" b="3175"/>
+            <wp:docPr id="1883220108" name="Picture 3"/>
+            <wp:cNvGraphicFramePr>
+              <a:graphicFrameLocks xmlns:a="http://schemas.openxmlformats.org/drawingml/2006/main" noChangeAspect="1"/>
+            </wp:cNvGraphicFramePr>
+            <a:graphic xmlns:a="http://schemas.openxmlformats.org/drawingml/2006/main">
+              <a:graphicData uri="http://schemas.openxmlformats.org/drawingml/2006/picture">
+                <pic:pic xmlns:pic="http://schemas.openxmlformats.org/drawingml/2006/picture">
+                  <pic:nvPicPr>
+                    <pic:cNvPr id="0" name="Picture 5"/>
+                    <pic:cNvPicPr>
+                      <a:picLocks noChangeAspect="1" noChangeArrowheads="1"/>
+                    </pic:cNvPicPr>
+                  </pic:nvPicPr>
+                  <pic:blipFill>
+                    <a:blip r:embed="rId26">
+                      <a:extLst>
+                        <a:ext uri="{28A0092B-C50C-407E-A947-70E740481C1C}">
+                          <a14:useLocalDpi xmlns:a14="http://schemas.microsoft.com/office/drawing/2010/main" val="0"/>
+                        </a:ext>
+                      </a:extLst>
+                    </a:blip>
+                    <a:srcRect/>
+                    <a:stretch>
+                      <a:fillRect/>
+                    </a:stretch>
+                  </pic:blipFill>
+                  <pic:spPr bwMode="auto">
+                    <a:xfrm>
+                      <a:off x="0" y="0"/>
+                      <a:ext cx="7122193" cy="3603851"/>
+                    </a:xfrm>
+                    <a:prstGeom prst="rect">
+                      <a:avLst/>
+                    </a:prstGeom>
+                    <a:noFill/>
+                    <a:ln>
+                      <a:noFill/>
+                    </a:ln>
+                  </pic:spPr>
+                </pic:pic>
+              </a:graphicData>
+            </a:graphic>
+          </wp:inline>
+        </w:drawing>
+      </w:r>
+    </w:p>
+    <w:p>
+      <w:pPr>
+        <w:pStyle w:val="ListParagraph"/>
+        <w:shd w:val="clear" w:color="auto" w:fill="F8F8F8"/>
+        <w:spacing w:after="0" w:line="240" w:lineRule="auto"/>
+        <w:ind w:left="142"/>
+        <w:rPr>
+          <w:rFonts w:eastAsia="Times New Roman" w:cstheme="minorHAnsi"/>
+          <w:color w:val="1D1C1D"/>
+          <w:kern w:val="0"/>
+          <w:sz w:val="28"/>
+          <w:szCs w:val="28"/>
+          <w:lang w:eastAsia="en-IN" w:bidi="ta-IN"/>
+          <w14:ligatures w14:val="none"/>
+        </w:rPr>
+      </w:pPr>
+      <w:r>
+        <w:rPr>
+          <w:rFonts w:eastAsia="Times New Roman" w:cstheme="minorHAnsi"/>
+          <w:color w:val="1D1C1D"/>
+          <w:kern w:val="0"/>
+          <w:sz w:val="28"/>
+          <w:szCs w:val="28"/>
+          <w:lang w:eastAsia="en-IN" w:bidi="ta-IN"/>
+          <w14:ligatures w14:val="none"/>
+        </w:rPr>
+        <w:lastRenderedPageBreak/>
+        <w:t>Step 5: Clone the repository in Jenkins server.</w:t>
+      </w:r>
+    </w:p>
+    <w:p>
+      <w:pPr>
+        <w:pStyle w:val="ListParagraph"/>
+        <w:shd w:val="clear" w:color="auto" w:fill="F8F8F8"/>
+        <w:spacing w:after="0" w:line="240" w:lineRule="auto"/>
+        <w:ind w:left="142"/>
+        <w:rPr>
+          <w:rFonts w:eastAsia="Times New Roman" w:cstheme="minorHAnsi"/>
+          <w:color w:val="1D1C1D"/>
+          <w:kern w:val="0"/>
+          <w:sz w:val="28"/>
+          <w:szCs w:val="28"/>
+          <w:lang w:eastAsia="en-IN" w:bidi="ta-IN"/>
+          <w14:ligatures w14:val="none"/>
+        </w:rPr>
+      </w:pPr>
+      <w:r>
+        <w:rPr>
+          <w:rFonts w:eastAsia="Times New Roman" w:cstheme="minorHAnsi"/>
+          <w:color w:val="1D1C1D"/>
+          <w:kern w:val="0"/>
+          <w:sz w:val="28"/>
+          <w:szCs w:val="28"/>
+          <w:lang w:eastAsia="en-IN" w:bidi="ta-IN"/>
+          <w14:ligatures w14:val="none"/>
+        </w:rPr>
+        <w:drawing>
+          <wp:inline distT="0" distB="0" distL="0" distR="0" wp14:anchorId="7C7A91AA" wp14:editId="7BC4909C">
+            <wp:extent cx="7110730" cy="5135880"/>
+            <wp:effectExtent l="0" t="0" r="0" b="7620"/>
+            <wp:docPr id="1456814847" name="Picture 1"/>
+            <wp:cNvGraphicFramePr>
+              <a:graphicFrameLocks xmlns:a="http://schemas.openxmlformats.org/drawingml/2006/main" noChangeAspect="1"/>
+            </wp:cNvGraphicFramePr>
+            <a:graphic xmlns:a="http://schemas.openxmlformats.org/drawingml/2006/main">
+              <a:graphicData uri="http://schemas.openxmlformats.org/drawingml/2006/picture">
+                <pic:pic xmlns:pic="http://schemas.openxmlformats.org/drawingml/2006/picture">
+                  <pic:nvPicPr>
+                    <pic:cNvPr id="1456814847" name=""/>
+                    <pic:cNvPicPr/>
+                  </pic:nvPicPr>
+                  <pic:blipFill>
+                    <a:blip r:embed="rId27"/>
+                    <a:stretch>
+                      <a:fillRect/>
+                    </a:stretch>
+                  </pic:blipFill>
+                  <pic:spPr>
+                    <a:xfrm>
+                      <a:off x="0" y="0"/>
+                      <a:ext cx="7110730" cy="5135880"/>
+                    </a:xfrm>
+                    <a:prstGeom prst="rect">
+                      <a:avLst/>
+                    </a:prstGeom>
+                  </pic:spPr>
+                </pic:pic>
+              </a:graphicData>
+            </a:graphic>
+          </wp:inline>
+        </w:drawing>
+      </w:r>
+    </w:p>
+    <w:p>
+      <w:pPr>
+        <w:pStyle w:val="ListParagraph"/>
+        <w:shd w:val="clear" w:color="auto" w:fill="F8F8F8"/>
+        <w:spacing w:after="0" w:line="240" w:lineRule="auto"/>
+        <w:ind w:left="142"/>
+        <w:rPr>
+          <w:rFonts w:eastAsia="Times New Roman" w:cstheme="minorHAnsi"/>
+          <w:color w:val="1D1C1D"/>
+          <w:kern w:val="0"/>
+          <w:sz w:val="28"/>
+          <w:szCs w:val="28"/>
+          <w:lang w:eastAsia="en-IN" w:bidi="ta-IN"/>
+          <w14:ligatures w14:val="none"/>
+        </w:rPr>
+      </w:pPr>
+      <w:r>
+        <w:rPr>
+          <w:rFonts w:eastAsia="Times New Roman" w:cstheme="minorHAnsi"/>
+          <w:color w:val="1D1C1D"/>
+          <w:kern w:val="0"/>
+          <w:sz w:val="28"/>
+          <w:szCs w:val="28"/>
+          <w:lang w:eastAsia="en-IN" w:bidi="ta-IN"/>
+          <w14:ligatures w14:val="none"/>
+        </w:rPr>
+        <w:t>Step 6: In Jenkins portal create a new job and build it.</w:t>
+      </w:r>
+    </w:p>
+    <w:p>
+      <w:pPr>
+        <w:pStyle w:val="ListParagraph"/>
+        <w:shd w:val="clear" w:color="auto" w:fill="F8F8F8"/>
+        <w:spacing w:after="0" w:line="240" w:lineRule="auto"/>
+        <w:ind w:left="142"/>
+        <w:rPr>
+          <w:rFonts w:eastAsia="Times New Roman" w:cstheme="minorHAnsi"/>
+          <w:color w:val="1D1C1D"/>
+          <w:kern w:val="0"/>
+          <w:sz w:val="28"/>
+          <w:szCs w:val="28"/>
+          <w:lang w:eastAsia="en-IN" w:bidi="ta-IN"/>
+          <w14:ligatures w14:val="none"/>
+        </w:rPr>
+      </w:pPr>
+      <w:r>
+        <w:rPr>
+          <w:noProof/>
+        </w:rPr>
+        <w:drawing>
+          <wp:inline distT="0" distB="0" distL="0" distR="0" wp14:anchorId="380AFAF3" wp14:editId="148739A9">
+            <wp:extent cx="7110730" cy="3831590"/>
+            <wp:effectExtent l="0" t="0" r="0" b="0"/>
+            <wp:docPr id="415071531" name="Picture 4"/>
+            <wp:cNvGraphicFramePr>
+              <a:graphicFrameLocks xmlns:a="http://schemas.openxmlformats.org/drawingml/2006/main" noChangeAspect="1"/>
+            </wp:cNvGraphicFramePr>
+            <a:graphic xmlns:a="http://schemas.openxmlformats.org/drawingml/2006/main">
+              <a:graphicData uri="http://schemas.openxmlformats.org/drawingml/2006/picture">
+                <pic:pic xmlns:pic="http://schemas.openxmlformats.org/drawingml/2006/picture">
+                  <pic:nvPicPr>
+                    <pic:cNvPr id="0" name="Picture 7"/>
+                    <pic:cNvPicPr>
+                      <a:picLocks noChangeAspect="1" noChangeArrowheads="1"/>
+                    </pic:cNvPicPr>
+                  </pic:nvPicPr>
+                  <pic:blipFill>
+                    <a:blip r:embed="rId28" cstate="print">
+                      <a:extLst>
+                        <a:ext uri="{28A0092B-C50C-407E-A947-70E740481C1C}">
+                          <a14:useLocalDpi xmlns:a14="http://schemas.microsoft.com/office/drawing/2010/main" val="0"/>
+                        </a:ext>
+                      </a:extLst>
+                    </a:blip>
+                    <a:srcRect/>
+                    <a:stretch>
+                      <a:fillRect/>
+                    </a:stretch>
+                  </pic:blipFill>
+                  <pic:spPr bwMode="auto">
+                    <a:xfrm>
+                      <a:off x="0" y="0"/>
+                      <a:ext cx="7110730" cy="3831590"/>
+                    </a:xfrm>
+                    <a:prstGeom prst="rect">
+                      <a:avLst/>
+                    </a:prstGeom>
+                    <a:noFill/>
+                    <a:ln>
+                      <a:noFill/>
+                    </a:ln>
+                  </pic:spPr>
+                </pic:pic>
+              </a:graphicData>
+            </a:graphic>
+          </wp:inline>
+        </w:drawing>
+      </w:r>
+    </w:p>
+    <w:p>
+      <w:pPr>
+        <w:pStyle w:val="ListParagraph"/>
+        <w:shd w:val="clear" w:color="auto" w:fill="F8F8F8"/>
+        <w:spacing w:after="0" w:line="240" w:lineRule="auto"/>
+        <w:ind w:left="142"/>
+        <w:rPr>
+          <w:rFonts w:eastAsia="Times New Roman" w:cstheme="minorHAnsi"/>
+          <w:color w:val="1D1C1D"/>
+          <w:kern w:val="0"/>
+          <w:sz w:val="28"/>
+          <w:szCs w:val="28"/>
+          <w:lang w:eastAsia="en-IN" w:bidi="ta-IN"/>
+          <w14:ligatures w14:val="none"/>
+        </w:rPr>
+      </w:pPr>
+    </w:p>
+    <w:p>
+      <w:pPr>
+        <w:pStyle w:val="ListParagraph"/>
+        <w:shd w:val="clear" w:color="auto" w:fill="F8F8F8"/>
+        <w:spacing w:after="0" w:line="240" w:lineRule="auto"/>
+        <w:ind w:left="142"/>
+        <w:rPr>
+          <w:rFonts w:eastAsia="Times New Roman" w:cstheme="minorHAnsi"/>
+          <w:color w:val="1D1C1D"/>
+          <w:kern w:val="0"/>
+          <w:sz w:val="28"/>
+          <w:szCs w:val="28"/>
+          <w:lang w:eastAsia="en-IN" w:bidi="ta-IN"/>
+          <w14:ligatures w14:val="none"/>
+        </w:rPr>
+      </w:pPr>
+    </w:p>
+    <w:p>
+      <w:pPr>
+        <w:pStyle w:val="ListParagraph"/>
+        <w:shd w:val="clear" w:color="auto" w:fill="F8F8F8"/>
+        <w:spacing w:after="0" w:line="240" w:lineRule="auto"/>
+        <w:ind w:left="142"/>
+        <w:rPr>
+          <w:rFonts w:eastAsia="Times New Roman" w:cstheme="minorHAnsi"/>
+          <w:color w:val="1D1C1D"/>
+          <w:kern w:val="0"/>
+          <w:sz w:val="28"/>
+          <w:szCs w:val="28"/>
+          <w:lang w:eastAsia="en-IN" w:bidi="ta-IN"/>
+          <w14:ligatures w14:val="none"/>
+        </w:rPr>
+      </w:pPr>
+    </w:p>
+    <w:p>
+      <w:pPr>
+        <w:pStyle w:val="ListParagraph"/>
+        <w:shd w:val="clear" w:color="auto" w:fill="F8F8F8"/>
+        <w:spacing w:after="0" w:line="240" w:lineRule="auto"/>
+        <w:ind w:left="142"/>
+        <w:rPr>
+          <w:rFonts w:eastAsia="Times New Roman" w:cstheme="minorHAnsi"/>
+          <w:color w:val="1D1C1D"/>
+          <w:kern w:val="0"/>
+          <w:sz w:val="28"/>
+          <w:szCs w:val="28"/>
+          <w:lang w:eastAsia="en-IN" w:bidi="ta-IN"/>
+          <w14:ligatures w14:val="none"/>
+        </w:rPr>
+      </w:pPr>
+    </w:p>
+    <w:p>
+      <w:pPr>
+        <w:pStyle w:val="ListParagraph"/>
+        <w:shd w:val="clear" w:color="auto" w:fill="F8F8F8"/>
+        <w:spacing w:after="0" w:line="240" w:lineRule="auto"/>
+        <w:ind w:left="142"/>
+        <w:rPr>
+          <w:rFonts w:eastAsia="Times New Roman" w:cstheme="minorHAnsi"/>
+          <w:color w:val="1D1C1D"/>
+          <w:kern w:val="0"/>
+          <w:sz w:val="28"/>
+          <w:szCs w:val="28"/>
+          <w:lang w:eastAsia="en-IN" w:bidi="ta-IN"/>
+          <w14:ligatures w14:val="none"/>
+        </w:rPr>
+      </w:pPr>
+      <w:r>
+        <w:rPr>
+          <w:rFonts w:eastAsia="Times New Roman" w:cstheme="minorHAnsi"/>
+          <w:color w:val="1D1C1D"/>
+          <w:kern w:val="0"/>
+          <w:sz w:val="28"/>
+          <w:szCs w:val="28"/>
+          <w:lang w:eastAsia="en-IN" w:bidi="ta-IN"/>
+          <w14:ligatures w14:val="none"/>
+        </w:rPr>
+        <w:lastRenderedPageBreak/>
+        <w:drawing>
+          <wp:inline distT="0" distB="0" distL="0" distR="0" wp14:anchorId="11EE3EFA" wp14:editId="704EA15E">
+            <wp:extent cx="7110730" cy="3672205"/>
+            <wp:effectExtent l="0" t="0" r="0" b="4445"/>
+            <wp:docPr id="600332142" name="Picture 1"/>
+            <wp:cNvGraphicFramePr>
+              <a:graphicFrameLocks xmlns:a="http://schemas.openxmlformats.org/drawingml/2006/main" noChangeAspect="1"/>
+            </wp:cNvGraphicFramePr>
+            <a:graphic xmlns:a="http://schemas.openxmlformats.org/drawingml/2006/main">
+              <a:graphicData uri="http://schemas.openxmlformats.org/drawingml/2006/picture">
+                <pic:pic xmlns:pic="http://schemas.openxmlformats.org/drawingml/2006/picture">
+                  <pic:nvPicPr>
+                    <pic:cNvPr id="600332142" name=""/>
+                    <pic:cNvPicPr/>
+                  </pic:nvPicPr>
+                  <pic:blipFill>
+                    <a:blip r:embed="rId29"/>
+                    <a:stretch>
+                      <a:fillRect/>
+                    </a:stretch>
+                  </pic:blipFill>
+                  <pic:spPr>
+                    <a:xfrm>
+                      <a:off x="0" y="0"/>
+                      <a:ext cx="7110730" cy="3672205"/>
+                    </a:xfrm>
+                    <a:prstGeom prst="rect">
+                      <a:avLst/>
+                    </a:prstGeom>
+                  </pic:spPr>
+                </pic:pic>
+              </a:graphicData>
+            </a:graphic>
+          </wp:inline>
+        </w:drawing>
+      </w:r>
+    </w:p>
+    <w:p>
+      <w:pPr>
+        <w:pStyle w:val="ListParagraph"/>
+        <w:shd w:val="clear" w:color="auto" w:fill="F8F8F8"/>
+        <w:spacing w:after="0" w:line="240" w:lineRule="auto"/>
+        <w:ind w:left="142"/>
+        <w:rPr>
+          <w:rFonts w:eastAsia="Times New Roman" w:cstheme="minorHAnsi"/>
+          <w:color w:val="1D1C1D"/>
+          <w:kern w:val="0"/>
+          <w:sz w:val="28"/>
+          <w:szCs w:val="28"/>
+          <w:lang w:eastAsia="en-IN" w:bidi="ta-IN"/>
+          <w14:ligatures w14:val="none"/>
+        </w:rPr>
+      </w:pPr>
+      <w:r>
+        <w:rPr>
+          <w:rFonts w:eastAsia="Times New Roman" w:cstheme="minorHAnsi"/>
+          <w:color w:val="1D1C1D"/>
+          <w:kern w:val="0"/>
+          <w:sz w:val="28"/>
+          <w:szCs w:val="28"/>
+          <w:lang w:eastAsia="en-IN" w:bidi="ta-IN"/>
+          <w14:ligatures w14:val="none"/>
+        </w:rPr>
+        <w:drawing>
+          <wp:inline distT="0" distB="0" distL="0" distR="0" wp14:anchorId="58224D53" wp14:editId="2990011B">
+            <wp:extent cx="7110730" cy="3445328"/>
+            <wp:effectExtent l="0" t="0" r="0" b="3175"/>
+            <wp:docPr id="500513801" name="Picture 1"/>
+            <wp:cNvGraphicFramePr>
+              <a:graphicFrameLocks xmlns:a="http://schemas.openxmlformats.org/drawingml/2006/main" noChangeAspect="1"/>
+            </wp:cNvGraphicFramePr>
+            <a:graphic xmlns:a="http://schemas.openxmlformats.org/drawingml/2006/main">
+              <a:graphicData uri="http://schemas.openxmlformats.org/drawingml/2006/picture">
+                <pic:pic xmlns:pic="http://schemas.openxmlformats.org/drawingml/2006/picture">
+                  <pic:nvPicPr>
+                    <pic:cNvPr id="500513801" name=""/>
+                    <pic:cNvPicPr/>
+                  </pic:nvPicPr>
+                  <pic:blipFill>
+                    <a:blip r:embed="rId30"/>
+                    <a:stretch>
+                      <a:fillRect/>
+                    </a:stretch>
+                  </pic:blipFill>
+                  <pic:spPr>
+                    <a:xfrm>
+                      <a:off x="0" y="0"/>
+                      <a:ext cx="7118070" cy="3448884"/>
+                    </a:xfrm>
+                    <a:prstGeom prst="rect">
+                      <a:avLst/>
+                    </a:prstGeom>
+                  </pic:spPr>
+                </pic:pic>
+              </a:graphicData>
+            </a:graphic>
+          </wp:inline>
+        </w:drawing>
+      </w:r>
+    </w:p>
+    <w:p>
+      <w:pPr>
+        <w:pStyle w:val="ListParagraph"/>
+        <w:shd w:val="clear" w:color="auto" w:fill="F8F8F8"/>
+        <w:spacing w:after="0" w:line="240" w:lineRule="auto"/>
+        <w:ind w:left="142"/>
+        <w:rPr>
+          <w:rFonts w:eastAsia="Times New Roman" w:cstheme="minorHAnsi"/>
+          <w:color w:val="1D1C1D"/>
+          <w:kern w:val="0"/>
+          <w:sz w:val="28"/>
+          <w:szCs w:val="28"/>
+          <w:lang w:eastAsia="en-IN" w:bidi="ta-IN"/>
+          <w14:ligatures w14:val="none"/>
+        </w:rPr>
+      </w:pPr>
+      <w:r>
+        <w:rPr>
+          <w:rFonts w:eastAsia="Times New Roman" w:cstheme="minorHAnsi"/>
+          <w:color w:val="1D1C1D"/>
+          <w:kern w:val="0"/>
+          <w:sz w:val="28"/>
+          <w:szCs w:val="28"/>
+          <w:lang w:eastAsia="en-IN" w:bidi="ta-IN"/>
+          <w14:ligatures w14:val="none"/>
+        </w:rPr>
+        <w:drawing>
+          <wp:inline distT="0" distB="0" distL="0" distR="0" wp14:anchorId="61B18669" wp14:editId="59756DEE">
+            <wp:extent cx="7110730" cy="3045460"/>
+            <wp:effectExtent l="0" t="0" r="0" b="2540"/>
+            <wp:docPr id="1414393615" name="Picture 1"/>
+            <wp:cNvGraphicFramePr>
+              <a:graphicFrameLocks xmlns:a="http://schemas.openxmlformats.org/drawingml/2006/main" noChangeAspect="1"/>
+            </wp:cNvGraphicFramePr>
+            <a:graphic xmlns:a="http://schemas.openxmlformats.org/drawingml/2006/main">
+              <a:graphicData uri="http://schemas.openxmlformats.org/drawingml/2006/picture">
+                <pic:pic xmlns:pic="http://schemas.openxmlformats.org/drawingml/2006/picture">
+                  <pic:nvPicPr>
+                    <pic:cNvPr id="1414393615" name=""/>
+                    <pic:cNvPicPr/>
+                  </pic:nvPicPr>
+                  <pic:blipFill>
+                    <a:blip r:embed="rId31"/>
+                    <a:stretch>
+                      <a:fillRect/>
+                    </a:stretch>
+                  </pic:blipFill>
+                  <pic:spPr>
+                    <a:xfrm>
+                      <a:off x="0" y="0"/>
+                      <a:ext cx="7110730" cy="3045460"/>
+                    </a:xfrm>
+                    <a:prstGeom prst="rect">
+                      <a:avLst/>
+                    </a:prstGeom>
+                  </pic:spPr>
+                </pic:pic>
+              </a:graphicData>
+            </a:graphic>
+          </wp:inline>
+        </w:drawing>
       </w:r>
     </w:p>
     <w:sectPr>
